--- a/_extensions/neudata/reference.docx
+++ b/_extensions/neudata/reference.docx
@@ -1281,6 +1281,40 @@
       <w:rFonts w:ascii="Segoe UI" w:hAnsi="Segoe UI" w:cs="Segoe UI" w:eastAsia="Segoe UI"/>
       <w:color w:val="04242F"/>
       <w:sz w:val="21"/>
+    </w:rPr>
+  </w:style>
+  <w:style w:type="paragraph" w:customStyle="1" w:styleId="CopyrightLogo">
+    <w:name w:val="Copyright Logo"/>
+    <w:basedOn w:val="Normal"/>
+    <w:pPr>
+      <w:spacing w:before="2400" w:after="480"/>
+      <w:jc w:val="center"/>
+    </w:pPr>
+  </w:style>
+  <w:style w:type="paragraph" w:customStyle="1" w:styleId="CopyrightHeading">
+    <w:name w:val="Copyright Heading"/>
+    <w:basedOn w:val="Normal"/>
+    <w:pPr>
+      <w:keepNext/>
+      <w:spacing w:after="160"/>
+    </w:pPr>
+    <w:rPr>
+      <w:rFonts w:ascii="Segoe UI" w:hAnsi="Segoe UI" w:cs="Segoe UI" w:eastAsia="Segoe UI"/>
+      <w:b/>
+      <w:color w:val="04242F"/>
+      <w:sz w:val="26"/>
+    </w:rPr>
+  </w:style>
+  <w:style w:type="paragraph" w:customStyle="1" w:styleId="CopyrightText">
+    <w:name w:val="Copyright Text"/>
+    <w:basedOn w:val="Normal"/>
+    <w:pPr>
+      <w:spacing w:after="160" w:line="264" w:lineRule="auto"/>
+    </w:pPr>
+    <w:rPr>
+      <w:rFonts w:ascii="Consolas" w:hAnsi="Consolas" w:cs="Consolas" w:eastAsia="Consolas"/>
+      <w:color w:val="1A1A1A"/>
+      <w:sz w:val="18"/>
     </w:rPr>
   </w:style>
 </w:styles>
